--- a/document/策展分配班表.docx
+++ b/document/策展分配班表.docx
@@ -58,24 +58,6 @@
         </w:rPr>
         <w:t>名單</w:t>
       </w:r>
-      <w:r>
-        <w:rPr>
-          <w:rFonts w:ascii="Times New Roman" w:eastAsia="標楷體" w:hAnsi="Times New Roman" w:cs="Times New Roman" w:hint="eastAsia"/>
-          <w:kern w:val="0"/>
-          <w:sz w:val="28"/>
-          <w:szCs w:val="26"/>
-        </w:rPr>
-        <w:t xml:space="preserve"> </w:t>
-      </w:r>
-      <w:r>
-        <w:rPr>
-          <w:rFonts w:ascii="Times New Roman" w:eastAsia="標楷體" w:hAnsi="Times New Roman" w:cs="Times New Roman" w:hint="eastAsia"/>
-          <w:kern w:val="0"/>
-          <w:sz w:val="28"/>
-          <w:szCs w:val="26"/>
-        </w:rPr>
-        <w:t>（範例）</w:t>
-      </w:r>
     </w:p>
     <w:tbl>
       <w:tblPr>
@@ -84,9 +66,9 @@
         <w:tblLook w:val="04A0" w:firstRow="1" w:lastRow="0" w:firstColumn="1" w:lastColumn="0" w:noHBand="0" w:noVBand="1"/>
       </w:tblPr>
       <w:tblGrid>
-        <w:gridCol w:w="2122"/>
-        <w:gridCol w:w="2409"/>
-        <w:gridCol w:w="3765"/>
+        <w:gridCol w:w="2393"/>
+        <w:gridCol w:w="1571"/>
+        <w:gridCol w:w="4332"/>
       </w:tblGrid>
       <w:tr>
         <w:trPr>
@@ -94,7 +76,7 @@
         </w:trPr>
         <w:tc>
           <w:tcPr>
-            <w:tcW w:w="1279" w:type="pct"/>
+            <w:tcW w:w="1442" w:type="pct"/>
             <w:vAlign w:val="center"/>
           </w:tcPr>
           <w:p>
@@ -118,7 +100,7 @@
         </w:tc>
         <w:tc>
           <w:tcPr>
-            <w:tcW w:w="1452" w:type="pct"/>
+            <w:tcW w:w="947" w:type="pct"/>
             <w:vAlign w:val="center"/>
           </w:tcPr>
           <w:p>
@@ -142,7 +124,7 @@
         </w:tc>
         <w:tc>
           <w:tcPr>
-            <w:tcW w:w="2269" w:type="pct"/>
+            <w:tcW w:w="2611" w:type="pct"/>
             <w:vAlign w:val="center"/>
           </w:tcPr>
           <w:p>
@@ -183,15 +165,17 @@
       </w:tr>
       <w:tr>
         <w:trPr>
-          <w:trHeight w:val="340"/>
+          <w:trHeight w:val="476"/>
         </w:trPr>
         <w:tc>
           <w:tcPr>
-            <w:tcW w:w="1279" w:type="pct"/>
+            <w:tcW w:w="1442" w:type="pct"/>
             <w:vMerge w:val="restart"/>
-          </w:tcPr>
-          <w:p>
-            <w:pPr>
+            <w:vAlign w:val="center"/>
+          </w:tcPr>
+          <w:p>
+            <w:pPr>
+              <w:jc w:val="both"/>
               <w:rPr>
                 <w:rFonts w:ascii="Times New Roman" w:eastAsia="標楷體" w:hAnsi="Times New Roman" w:cs="Times New Roman"/>
                 <w:kern w:val="0"/>
@@ -262,20 +246,43 @@
               </w:rPr>
               <w:t>日（四）</w:t>
             </w:r>
-            <w:r>
-              <w:rPr>
-                <w:rFonts w:ascii="Times New Roman" w:eastAsia="標楷體" w:hAnsi="Times New Roman" w:cs="Times New Roman" w:hint="eastAsia"/>
-                <w:kern w:val="0"/>
-                <w:szCs w:val="24"/>
-                <w:highlight w:val="yellow"/>
-              </w:rPr>
-              <w:t>學生</w:t>
-            </w:r>
-          </w:p>
-        </w:tc>
-        <w:tc>
-          <w:tcPr>
-            <w:tcW w:w="1452" w:type="pct"/>
+          </w:p>
+        </w:tc>
+        <w:tc>
+          <w:tcPr>
+            <w:tcW w:w="947" w:type="pct"/>
+            <w:vAlign w:val="center"/>
+          </w:tcPr>
+          <w:p>
+            <w:pPr>
+              <w:jc w:val="center"/>
+              <w:rPr>
+                <w:rFonts w:ascii="Times New Roman" w:eastAsia="標楷體" w:hAnsi="Times New Roman" w:cs="Times New Roman"/>
+                <w:kern w:val="0"/>
+                <w:szCs w:val="24"/>
+              </w:rPr>
+            </w:pPr>
+            <w:r>
+              <w:rPr>
+                <w:rFonts w:ascii="Times New Roman" w:eastAsia="標楷體" w:hAnsi="Times New Roman" w:cs="Times New Roman" w:hint="eastAsia"/>
+                <w:kern w:val="0"/>
+                <w:szCs w:val="24"/>
+              </w:rPr>
+              <w:t>9</w:t>
+            </w:r>
+            <w:r>
+              <w:rPr>
+                <w:rFonts w:ascii="Times New Roman" w:eastAsia="標楷體" w:hAnsi="Times New Roman" w:cs="Times New Roman"/>
+                <w:kern w:val="0"/>
+                <w:szCs w:val="24"/>
+              </w:rPr>
+              <w:t>:00~12:00</w:t>
+            </w:r>
+          </w:p>
+        </w:tc>
+        <w:tc>
+          <w:tcPr>
+            <w:tcW w:w="2611" w:type="pct"/>
             <w:vAlign w:val="center"/>
           </w:tcPr>
           <w:p>
@@ -293,46 +300,6 @@
                 <w:kern w:val="0"/>
                 <w:szCs w:val="24"/>
               </w:rPr>
-              <w:t>9</w:t>
-            </w:r>
-            <w:r>
-              <w:rPr>
-                <w:rFonts w:ascii="Times New Roman" w:eastAsia="標楷體" w:hAnsi="Times New Roman" w:cs="Times New Roman"/>
-                <w:kern w:val="0"/>
-                <w:szCs w:val="24"/>
-              </w:rPr>
-              <w:t>:00~12:00</w:t>
-            </w:r>
-            <w:r>
-              <w:rPr>
-                <w:rFonts w:ascii="Times New Roman" w:eastAsia="標楷體" w:hAnsi="Times New Roman" w:cs="Times New Roman" w:hint="eastAsia"/>
-                <w:kern w:val="0"/>
-                <w:szCs w:val="24"/>
-              </w:rPr>
-              <w:t xml:space="preserve"> -3</w:t>
-            </w:r>
-          </w:p>
-        </w:tc>
-        <w:tc>
-          <w:tcPr>
-            <w:tcW w:w="2269" w:type="pct"/>
-            <w:vAlign w:val="center"/>
-          </w:tcPr>
-          <w:p>
-            <w:pPr>
-              <w:jc w:val="both"/>
-              <w:rPr>
-                <w:rFonts w:ascii="Times New Roman" w:eastAsia="標楷體" w:hAnsi="Times New Roman" w:cs="Times New Roman"/>
-                <w:kern w:val="0"/>
-                <w:szCs w:val="24"/>
-              </w:rPr>
-            </w:pPr>
-            <w:r>
-              <w:rPr>
-                <w:rFonts w:ascii="Times New Roman" w:eastAsia="標楷體" w:hAnsi="Times New Roman" w:cs="Times New Roman" w:hint="eastAsia"/>
-                <w:kern w:val="0"/>
-                <w:szCs w:val="24"/>
-              </w:rPr>
               <w:t>11046012</w:t>
             </w:r>
             <w:r>
@@ -341,6 +308,14 @@
                 <w:kern w:val="0"/>
                 <w:szCs w:val="24"/>
               </w:rPr>
+              <w:t>洪孟筠</w:t>
+            </w:r>
+            <w:r>
+              <w:rPr>
+                <w:rFonts w:ascii="Times New Roman" w:eastAsia="標楷體" w:hAnsi="Times New Roman" w:cs="Times New Roman" w:hint="eastAsia"/>
+                <w:kern w:val="0"/>
+                <w:szCs w:val="24"/>
+              </w:rPr>
               <w:t>、</w:t>
             </w:r>
             <w:r>
@@ -351,31 +326,27 @@
               </w:rPr>
               <w:t>11146017</w:t>
             </w:r>
+            <w:proofErr w:type="gramStart"/>
+            <w:r>
+              <w:rPr>
+                <w:rFonts w:ascii="Times New Roman" w:eastAsia="標楷體" w:hAnsi="Times New Roman" w:cs="Times New Roman" w:hint="eastAsia"/>
+                <w:kern w:val="0"/>
+                <w:szCs w:val="24"/>
+              </w:rPr>
+              <w:t>卓佑儒</w:t>
+            </w:r>
+            <w:proofErr w:type="gramEnd"/>
           </w:p>
         </w:tc>
       </w:tr>
       <w:tr>
         <w:trPr>
-          <w:trHeight w:val="340"/>
+          <w:trHeight w:val="476"/>
         </w:trPr>
         <w:tc>
           <w:tcPr>
-            <w:tcW w:w="1279" w:type="pct"/>
+            <w:tcW w:w="1442" w:type="pct"/>
             <w:vMerge/>
-          </w:tcPr>
-          <w:p>
-            <w:pPr>
-              <w:rPr>
-                <w:rFonts w:ascii="Times New Roman" w:eastAsia="標楷體" w:hAnsi="Times New Roman" w:cs="Times New Roman"/>
-                <w:kern w:val="0"/>
-                <w:szCs w:val="24"/>
-              </w:rPr>
-            </w:pPr>
-          </w:p>
-        </w:tc>
-        <w:tc>
-          <w:tcPr>
-            <w:tcW w:w="1452" w:type="pct"/>
             <w:vAlign w:val="center"/>
           </w:tcPr>
           <w:p>
@@ -387,6 +358,22 @@
                 <w:szCs w:val="24"/>
               </w:rPr>
             </w:pPr>
+          </w:p>
+        </w:tc>
+        <w:tc>
+          <w:tcPr>
+            <w:tcW w:w="947" w:type="pct"/>
+            <w:vAlign w:val="center"/>
+          </w:tcPr>
+          <w:p>
+            <w:pPr>
+              <w:jc w:val="center"/>
+              <w:rPr>
+                <w:rFonts w:ascii="Times New Roman" w:eastAsia="標楷體" w:hAnsi="Times New Roman" w:cs="Times New Roman"/>
+                <w:kern w:val="0"/>
+                <w:szCs w:val="24"/>
+              </w:rPr>
+            </w:pPr>
             <w:r>
               <w:rPr>
                 <w:rFonts w:ascii="Times New Roman" w:eastAsia="標楷體" w:hAnsi="Times New Roman" w:cs="Times New Roman" w:hint="eastAsia"/>
@@ -435,19 +422,11 @@
               </w:rPr>
               <w:t>0</w:t>
             </w:r>
-            <w:r>
-              <w:rPr>
-                <w:rFonts w:ascii="Times New Roman" w:eastAsia="標楷體" w:hAnsi="Times New Roman" w:cs="Times New Roman" w:hint="eastAsia"/>
-                <w:kern w:val="0"/>
-                <w:szCs w:val="24"/>
-              </w:rPr>
-              <w:t xml:space="preserve"> -2</w:t>
-            </w:r>
-          </w:p>
-        </w:tc>
-        <w:tc>
-          <w:tcPr>
-            <w:tcW w:w="2269" w:type="pct"/>
+          </w:p>
+        </w:tc>
+        <w:tc>
+          <w:tcPr>
+            <w:tcW w:w="2611" w:type="pct"/>
             <w:vAlign w:val="center"/>
           </w:tcPr>
           <w:p>
@@ -473,6 +452,14 @@
                 <w:kern w:val="0"/>
                 <w:szCs w:val="24"/>
               </w:rPr>
+              <w:t>洪孟筠</w:t>
+            </w:r>
+            <w:r>
+              <w:rPr>
+                <w:rFonts w:ascii="Times New Roman" w:eastAsia="標楷體" w:hAnsi="Times New Roman" w:cs="Times New Roman" w:hint="eastAsia"/>
+                <w:kern w:val="0"/>
+                <w:szCs w:val="24"/>
+              </w:rPr>
               <w:t>、</w:t>
             </w:r>
             <w:r>
@@ -482,32 +469,44 @@
                 <w:szCs w:val="24"/>
               </w:rPr>
               <w:t>11146024</w:t>
+            </w:r>
+            <w:r>
+              <w:rPr>
+                <w:rFonts w:ascii="Times New Roman" w:eastAsia="標楷體" w:hAnsi="Times New Roman" w:cs="Times New Roman" w:hint="eastAsia"/>
+                <w:kern w:val="0"/>
+                <w:szCs w:val="24"/>
+              </w:rPr>
+              <w:t>王</w:t>
+            </w:r>
+            <w:proofErr w:type="gramStart"/>
+            <w:r>
+              <w:rPr>
+                <w:rFonts w:ascii="Times New Roman" w:eastAsia="標楷體" w:hAnsi="Times New Roman" w:cs="Times New Roman" w:hint="eastAsia"/>
+                <w:kern w:val="0"/>
+                <w:szCs w:val="24"/>
+              </w:rPr>
+              <w:t>暘</w:t>
+            </w:r>
+            <w:proofErr w:type="gramEnd"/>
+            <w:r>
+              <w:rPr>
+                <w:rFonts w:ascii="Times New Roman" w:eastAsia="標楷體" w:hAnsi="Times New Roman" w:cs="Times New Roman" w:hint="eastAsia"/>
+                <w:kern w:val="0"/>
+                <w:szCs w:val="24"/>
+              </w:rPr>
+              <w:t>嘉</w:t>
             </w:r>
           </w:p>
         </w:tc>
       </w:tr>
       <w:tr>
         <w:trPr>
-          <w:trHeight w:val="426"/>
+          <w:trHeight w:val="476"/>
         </w:trPr>
         <w:tc>
           <w:tcPr>
-            <w:tcW w:w="1279" w:type="pct"/>
+            <w:tcW w:w="1442" w:type="pct"/>
             <w:vMerge/>
-          </w:tcPr>
-          <w:p>
-            <w:pPr>
-              <w:rPr>
-                <w:rFonts w:ascii="Times New Roman" w:eastAsia="標楷體" w:hAnsi="Times New Roman" w:cs="Times New Roman"/>
-                <w:kern w:val="0"/>
-                <w:szCs w:val="24"/>
-              </w:rPr>
-            </w:pPr>
-          </w:p>
-        </w:tc>
-        <w:tc>
-          <w:tcPr>
-            <w:tcW w:w="1452" w:type="pct"/>
             <w:vAlign w:val="center"/>
           </w:tcPr>
           <w:p>
@@ -519,6 +518,22 @@
                 <w:szCs w:val="24"/>
               </w:rPr>
             </w:pPr>
+          </w:p>
+        </w:tc>
+        <w:tc>
+          <w:tcPr>
+            <w:tcW w:w="947" w:type="pct"/>
+            <w:vAlign w:val="center"/>
+          </w:tcPr>
+          <w:p>
+            <w:pPr>
+              <w:jc w:val="center"/>
+              <w:rPr>
+                <w:rFonts w:ascii="Times New Roman" w:eastAsia="標楷體" w:hAnsi="Times New Roman" w:cs="Times New Roman"/>
+                <w:kern w:val="0"/>
+                <w:szCs w:val="24"/>
+              </w:rPr>
+            </w:pPr>
             <w:r>
               <w:rPr>
                 <w:rFonts w:ascii="Times New Roman" w:eastAsia="標楷體" w:hAnsi="Times New Roman" w:cs="Times New Roman" w:hint="eastAsia"/>
@@ -543,19 +558,11 @@
               </w:rPr>
               <w:t>0~17:00</w:t>
             </w:r>
-            <w:r>
-              <w:rPr>
-                <w:rFonts w:ascii="Times New Roman" w:eastAsia="標楷體" w:hAnsi="Times New Roman" w:cs="Times New Roman" w:hint="eastAsia"/>
-                <w:kern w:val="0"/>
-                <w:szCs w:val="24"/>
-              </w:rPr>
-              <w:t xml:space="preserve"> -3</w:t>
-            </w:r>
-          </w:p>
-        </w:tc>
-        <w:tc>
-          <w:tcPr>
-            <w:tcW w:w="2269" w:type="pct"/>
+          </w:p>
+        </w:tc>
+        <w:tc>
+          <w:tcPr>
+            <w:tcW w:w="2611" w:type="pct"/>
             <w:vAlign w:val="center"/>
           </w:tcPr>
           <w:p>
@@ -581,7 +588,7 @@
                 <w:kern w:val="0"/>
                 <w:szCs w:val="24"/>
               </w:rPr>
-              <w:t>、</w:t>
+              <w:t>洪孟筠、</w:t>
             </w:r>
             <w:r>
               <w:rPr>
@@ -590,21 +597,49 @@
                 <w:szCs w:val="24"/>
               </w:rPr>
               <w:t>11146024</w:t>
+            </w:r>
+            <w:r>
+              <w:rPr>
+                <w:rFonts w:ascii="Times New Roman" w:eastAsia="標楷體" w:hAnsi="Times New Roman" w:cs="Times New Roman" w:hint="eastAsia"/>
+                <w:kern w:val="0"/>
+                <w:szCs w:val="24"/>
+              </w:rPr>
+              <w:t>王</w:t>
+            </w:r>
+            <w:proofErr w:type="gramStart"/>
+            <w:r>
+              <w:rPr>
+                <w:rFonts w:ascii="Times New Roman" w:eastAsia="標楷體" w:hAnsi="Times New Roman" w:cs="Times New Roman" w:hint="eastAsia"/>
+                <w:kern w:val="0"/>
+                <w:szCs w:val="24"/>
+              </w:rPr>
+              <w:t>暘</w:t>
+            </w:r>
+            <w:proofErr w:type="gramEnd"/>
+            <w:r>
+              <w:rPr>
+                <w:rFonts w:ascii="Times New Roman" w:eastAsia="標楷體" w:hAnsi="Times New Roman" w:cs="Times New Roman" w:hint="eastAsia"/>
+                <w:kern w:val="0"/>
+                <w:szCs w:val="24"/>
+              </w:rPr>
+              <w:t>嘉</w:t>
             </w:r>
           </w:p>
         </w:tc>
       </w:tr>
       <w:tr>
         <w:trPr>
-          <w:trHeight w:val="702"/>
+          <w:trHeight w:val="934"/>
         </w:trPr>
         <w:tc>
           <w:tcPr>
-            <w:tcW w:w="1279" w:type="pct"/>
+            <w:tcW w:w="1442" w:type="pct"/>
             <w:vMerge w:val="restart"/>
-          </w:tcPr>
-          <w:p>
-            <w:pPr>
+            <w:vAlign w:val="center"/>
+          </w:tcPr>
+          <w:p>
+            <w:pPr>
+              <w:jc w:val="both"/>
               <w:rPr>
                 <w:rFonts w:ascii="Times New Roman" w:eastAsia="標楷體" w:hAnsi="Times New Roman" w:cs="Times New Roman"/>
                 <w:kern w:val="0"/>
@@ -675,20 +710,43 @@
               </w:rPr>
               <w:t>日（五）</w:t>
             </w:r>
-            <w:r>
-              <w:rPr>
-                <w:rFonts w:ascii="Times New Roman" w:eastAsia="標楷體" w:hAnsi="Times New Roman" w:cs="Times New Roman" w:hint="eastAsia"/>
-                <w:kern w:val="0"/>
-                <w:szCs w:val="24"/>
-                <w:highlight w:val="yellow"/>
-              </w:rPr>
-              <w:t>評分</w:t>
-            </w:r>
-          </w:p>
-        </w:tc>
-        <w:tc>
-          <w:tcPr>
-            <w:tcW w:w="1452" w:type="pct"/>
+          </w:p>
+        </w:tc>
+        <w:tc>
+          <w:tcPr>
+            <w:tcW w:w="947" w:type="pct"/>
+            <w:vAlign w:val="center"/>
+          </w:tcPr>
+          <w:p>
+            <w:pPr>
+              <w:jc w:val="center"/>
+              <w:rPr>
+                <w:rFonts w:ascii="Times New Roman" w:eastAsia="標楷體" w:hAnsi="Times New Roman" w:cs="Times New Roman"/>
+                <w:kern w:val="0"/>
+                <w:szCs w:val="24"/>
+              </w:rPr>
+            </w:pPr>
+            <w:r>
+              <w:rPr>
+                <w:rFonts w:ascii="Times New Roman" w:eastAsia="標楷體" w:hAnsi="Times New Roman" w:cs="Times New Roman" w:hint="eastAsia"/>
+                <w:kern w:val="0"/>
+                <w:szCs w:val="24"/>
+              </w:rPr>
+              <w:t>9</w:t>
+            </w:r>
+            <w:r>
+              <w:rPr>
+                <w:rFonts w:ascii="Times New Roman" w:eastAsia="標楷體" w:hAnsi="Times New Roman" w:cs="Times New Roman"/>
+                <w:kern w:val="0"/>
+                <w:szCs w:val="24"/>
+              </w:rPr>
+              <w:t>:00~12:00</w:t>
+            </w:r>
+          </w:p>
+        </w:tc>
+        <w:tc>
+          <w:tcPr>
+            <w:tcW w:w="2611" w:type="pct"/>
             <w:vAlign w:val="center"/>
           </w:tcPr>
           <w:p>
@@ -706,40 +764,16 @@
                 <w:kern w:val="0"/>
                 <w:szCs w:val="24"/>
               </w:rPr>
-              <w:t>9</w:t>
-            </w:r>
-            <w:r>
-              <w:rPr>
-                <w:rFonts w:ascii="Times New Roman" w:eastAsia="標楷體" w:hAnsi="Times New Roman" w:cs="Times New Roman"/>
-                <w:kern w:val="0"/>
-                <w:szCs w:val="24"/>
-              </w:rPr>
-              <w:t>:00~12:00</w:t>
-            </w:r>
-            <w:r>
-              <w:rPr>
-                <w:rFonts w:ascii="Times New Roman" w:eastAsia="標楷體" w:hAnsi="Times New Roman" w:cs="Times New Roman" w:hint="eastAsia"/>
-                <w:kern w:val="0"/>
-                <w:szCs w:val="24"/>
-              </w:rPr>
-              <w:t xml:space="preserve"> -3</w:t>
-            </w:r>
-          </w:p>
-        </w:tc>
-        <w:tc>
-          <w:tcPr>
-            <w:tcW w:w="2269" w:type="pct"/>
-            <w:vAlign w:val="center"/>
-          </w:tcPr>
-          <w:p>
-            <w:pPr>
-              <w:jc w:val="both"/>
-              <w:rPr>
-                <w:rFonts w:ascii="Times New Roman" w:eastAsia="標楷體" w:hAnsi="Times New Roman" w:cs="Times New Roman"/>
-                <w:kern w:val="0"/>
-                <w:szCs w:val="24"/>
-              </w:rPr>
-            </w:pPr>
+              <w:t>11046012</w:t>
+            </w:r>
+            <w:r>
+              <w:rPr>
+                <w:rFonts w:ascii="Times New Roman" w:eastAsia="標楷體" w:hAnsi="Times New Roman" w:cs="Times New Roman" w:hint="eastAsia"/>
+                <w:kern w:val="0"/>
+                <w:szCs w:val="24"/>
+              </w:rPr>
+              <w:t>洪孟筠、</w:t>
+            </w:r>
             <w:r>
               <w:rPr>
                 <w:rFonts w:ascii="Times New Roman" w:eastAsia="標楷體" w:hAnsi="Times New Roman" w:cs="Times New Roman" w:hint="eastAsia"/>
@@ -748,6 +782,16 @@
               </w:rPr>
               <w:t>11146002</w:t>
             </w:r>
+            <w:proofErr w:type="gramStart"/>
+            <w:r>
+              <w:rPr>
+                <w:rFonts w:ascii="Times New Roman" w:eastAsia="標楷體" w:hAnsi="Times New Roman" w:cs="Times New Roman" w:hint="eastAsia"/>
+                <w:kern w:val="0"/>
+                <w:szCs w:val="24"/>
+              </w:rPr>
+              <w:t>吳沁學</w:t>
+            </w:r>
+            <w:proofErr w:type="gramEnd"/>
             <w:r>
               <w:rPr>
                 <w:rFonts w:ascii="Times New Roman" w:eastAsia="標楷體" w:hAnsi="Times New Roman" w:cs="Times New Roman" w:hint="eastAsia"/>
@@ -764,6 +808,16 @@
               </w:rPr>
               <w:t>11146017</w:t>
             </w:r>
+            <w:proofErr w:type="gramStart"/>
+            <w:r>
+              <w:rPr>
+                <w:rFonts w:ascii="Times New Roman" w:eastAsia="標楷體" w:hAnsi="Times New Roman" w:cs="Times New Roman" w:hint="eastAsia"/>
+                <w:kern w:val="0"/>
+                <w:szCs w:val="24"/>
+              </w:rPr>
+              <w:t>卓佑儒</w:t>
+            </w:r>
+            <w:proofErr w:type="gramEnd"/>
             <w:r>
               <w:rPr>
                 <w:rFonts w:ascii="Times New Roman" w:eastAsia="標楷體" w:hAnsi="Times New Roman" w:cs="Times New Roman" w:hint="eastAsia"/>
@@ -786,41 +840,37 @@
                 <w:kern w:val="0"/>
                 <w:szCs w:val="24"/>
               </w:rPr>
-              <w:t>、</w:t>
-            </w:r>
-            <w:r>
-              <w:rPr>
-                <w:rFonts w:ascii="Times New Roman" w:eastAsia="標楷體" w:hAnsi="Times New Roman" w:cs="Times New Roman" w:hint="eastAsia"/>
-                <w:kern w:val="0"/>
-                <w:szCs w:val="24"/>
-              </w:rPr>
-              <w:t>11046012</w:t>
+              <w:t>王</w:t>
+            </w:r>
+            <w:proofErr w:type="gramStart"/>
+            <w:r>
+              <w:rPr>
+                <w:rFonts w:ascii="Times New Roman" w:eastAsia="標楷體" w:hAnsi="Times New Roman" w:cs="Times New Roman" w:hint="eastAsia"/>
+                <w:kern w:val="0"/>
+                <w:szCs w:val="24"/>
+              </w:rPr>
+              <w:t>暘</w:t>
+            </w:r>
+            <w:proofErr w:type="gramEnd"/>
+            <w:r>
+              <w:rPr>
+                <w:rFonts w:ascii="Times New Roman" w:eastAsia="標楷體" w:hAnsi="Times New Roman" w:cs="Times New Roman" w:hint="eastAsia"/>
+                <w:kern w:val="0"/>
+                <w:szCs w:val="24"/>
+              </w:rPr>
+              <w:t>嘉</w:t>
             </w:r>
           </w:p>
         </w:tc>
       </w:tr>
       <w:tr>
         <w:trPr>
-          <w:trHeight w:val="760"/>
+          <w:trHeight w:val="934"/>
         </w:trPr>
         <w:tc>
           <w:tcPr>
-            <w:tcW w:w="1279" w:type="pct"/>
+            <w:tcW w:w="1442" w:type="pct"/>
             <w:vMerge/>
-          </w:tcPr>
-          <w:p>
-            <w:pPr>
-              <w:rPr>
-                <w:rFonts w:ascii="Times New Roman" w:eastAsia="標楷體" w:hAnsi="Times New Roman" w:cs="Times New Roman" w:hint="eastAsia"/>
-                <w:kern w:val="0"/>
-                <w:szCs w:val="24"/>
-              </w:rPr>
-            </w:pPr>
-          </w:p>
-        </w:tc>
-        <w:tc>
-          <w:tcPr>
-            <w:tcW w:w="1452" w:type="pct"/>
             <w:vAlign w:val="center"/>
           </w:tcPr>
           <w:p>
@@ -832,6 +882,22 @@
                 <w:szCs w:val="24"/>
               </w:rPr>
             </w:pPr>
+          </w:p>
+        </w:tc>
+        <w:tc>
+          <w:tcPr>
+            <w:tcW w:w="947" w:type="pct"/>
+            <w:vAlign w:val="center"/>
+          </w:tcPr>
+          <w:p>
+            <w:pPr>
+              <w:jc w:val="center"/>
+              <w:rPr>
+                <w:rFonts w:ascii="Times New Roman" w:eastAsia="標楷體" w:hAnsi="Times New Roman" w:cs="Times New Roman"/>
+                <w:kern w:val="0"/>
+                <w:szCs w:val="24"/>
+              </w:rPr>
+            </w:pPr>
             <w:r>
               <w:rPr>
                 <w:rFonts w:ascii="Times New Roman" w:eastAsia="標楷體" w:hAnsi="Times New Roman" w:cs="Times New Roman" w:hint="eastAsia"/>
@@ -880,19 +946,11 @@
               </w:rPr>
               <w:t>0</w:t>
             </w:r>
-            <w:r>
-              <w:rPr>
-                <w:rFonts w:ascii="Times New Roman" w:eastAsia="標楷體" w:hAnsi="Times New Roman" w:cs="Times New Roman" w:hint="eastAsia"/>
-                <w:kern w:val="0"/>
-                <w:szCs w:val="24"/>
-              </w:rPr>
-              <w:t xml:space="preserve"> -2</w:t>
-            </w:r>
-          </w:p>
-        </w:tc>
-        <w:tc>
-          <w:tcPr>
-            <w:tcW w:w="2269" w:type="pct"/>
+          </w:p>
+        </w:tc>
+        <w:tc>
+          <w:tcPr>
+            <w:tcW w:w="2611" w:type="pct"/>
             <w:vAlign w:val="center"/>
           </w:tcPr>
           <w:p>
@@ -910,8 +968,34 @@
                 <w:kern w:val="0"/>
                 <w:szCs w:val="24"/>
               </w:rPr>
+              <w:t>11046012</w:t>
+            </w:r>
+            <w:r>
+              <w:rPr>
+                <w:rFonts w:ascii="Times New Roman" w:eastAsia="標楷體" w:hAnsi="Times New Roman" w:cs="Times New Roman" w:hint="eastAsia"/>
+                <w:kern w:val="0"/>
+                <w:szCs w:val="24"/>
+              </w:rPr>
+              <w:t>洪孟筠、</w:t>
+            </w:r>
+            <w:r>
+              <w:rPr>
+                <w:rFonts w:ascii="Times New Roman" w:eastAsia="標楷體" w:hAnsi="Times New Roman" w:cs="Times New Roman" w:hint="eastAsia"/>
+                <w:kern w:val="0"/>
+                <w:szCs w:val="24"/>
+              </w:rPr>
               <w:t>11146002</w:t>
             </w:r>
+            <w:proofErr w:type="gramStart"/>
+            <w:r>
+              <w:rPr>
+                <w:rFonts w:ascii="Times New Roman" w:eastAsia="標楷體" w:hAnsi="Times New Roman" w:cs="Times New Roman" w:hint="eastAsia"/>
+                <w:kern w:val="0"/>
+                <w:szCs w:val="24"/>
+              </w:rPr>
+              <w:t>吳沁學</w:t>
+            </w:r>
+            <w:proofErr w:type="gramEnd"/>
             <w:r>
               <w:rPr>
                 <w:rFonts w:ascii="Times New Roman" w:eastAsia="標楷體" w:hAnsi="Times New Roman" w:cs="Times New Roman" w:hint="eastAsia"/>
@@ -928,6 +1012,16 @@
               </w:rPr>
               <w:t>11146017</w:t>
             </w:r>
+            <w:proofErr w:type="gramStart"/>
+            <w:r>
+              <w:rPr>
+                <w:rFonts w:ascii="Times New Roman" w:eastAsia="標楷體" w:hAnsi="Times New Roman" w:cs="Times New Roman" w:hint="eastAsia"/>
+                <w:kern w:val="0"/>
+                <w:szCs w:val="24"/>
+              </w:rPr>
+              <w:t>卓佑儒</w:t>
+            </w:r>
+            <w:proofErr w:type="gramEnd"/>
             <w:r>
               <w:rPr>
                 <w:rFonts w:ascii="Times New Roman" w:eastAsia="標楷體" w:hAnsi="Times New Roman" w:cs="Times New Roman" w:hint="eastAsia"/>
@@ -950,41 +1044,37 @@
                 <w:kern w:val="0"/>
                 <w:szCs w:val="24"/>
               </w:rPr>
-              <w:t>、</w:t>
-            </w:r>
-            <w:r>
-              <w:rPr>
-                <w:rFonts w:ascii="Times New Roman" w:eastAsia="標楷體" w:hAnsi="Times New Roman" w:cs="Times New Roman" w:hint="eastAsia"/>
-                <w:kern w:val="0"/>
-                <w:szCs w:val="24"/>
-              </w:rPr>
-              <w:t>11046012</w:t>
+              <w:t>王</w:t>
+            </w:r>
+            <w:proofErr w:type="gramStart"/>
+            <w:r>
+              <w:rPr>
+                <w:rFonts w:ascii="Times New Roman" w:eastAsia="標楷體" w:hAnsi="Times New Roman" w:cs="Times New Roman" w:hint="eastAsia"/>
+                <w:kern w:val="0"/>
+                <w:szCs w:val="24"/>
+              </w:rPr>
+              <w:t>暘</w:t>
+            </w:r>
+            <w:proofErr w:type="gramEnd"/>
+            <w:r>
+              <w:rPr>
+                <w:rFonts w:ascii="Times New Roman" w:eastAsia="標楷體" w:hAnsi="Times New Roman" w:cs="Times New Roman" w:hint="eastAsia"/>
+                <w:kern w:val="0"/>
+                <w:szCs w:val="24"/>
+              </w:rPr>
+              <w:t>嘉</w:t>
             </w:r>
           </w:p>
         </w:tc>
       </w:tr>
       <w:tr>
         <w:trPr>
-          <w:trHeight w:val="690"/>
+          <w:trHeight w:val="934"/>
         </w:trPr>
         <w:tc>
           <w:tcPr>
-            <w:tcW w:w="1279" w:type="pct"/>
+            <w:tcW w:w="1442" w:type="pct"/>
             <w:vMerge/>
-          </w:tcPr>
-          <w:p>
-            <w:pPr>
-              <w:rPr>
-                <w:rFonts w:ascii="Times New Roman" w:eastAsia="標楷體" w:hAnsi="Times New Roman" w:cs="Times New Roman" w:hint="eastAsia"/>
-                <w:kern w:val="0"/>
-                <w:szCs w:val="24"/>
-              </w:rPr>
-            </w:pPr>
-          </w:p>
-        </w:tc>
-        <w:tc>
-          <w:tcPr>
-            <w:tcW w:w="1452" w:type="pct"/>
             <w:vAlign w:val="center"/>
           </w:tcPr>
           <w:p>
@@ -996,6 +1086,22 @@
                 <w:szCs w:val="24"/>
               </w:rPr>
             </w:pPr>
+          </w:p>
+        </w:tc>
+        <w:tc>
+          <w:tcPr>
+            <w:tcW w:w="947" w:type="pct"/>
+            <w:vAlign w:val="center"/>
+          </w:tcPr>
+          <w:p>
+            <w:pPr>
+              <w:jc w:val="center"/>
+              <w:rPr>
+                <w:rFonts w:ascii="Times New Roman" w:eastAsia="標楷體" w:hAnsi="Times New Roman" w:cs="Times New Roman"/>
+                <w:kern w:val="0"/>
+                <w:szCs w:val="24"/>
+              </w:rPr>
+            </w:pPr>
             <w:r>
               <w:rPr>
                 <w:rFonts w:ascii="Times New Roman" w:eastAsia="標楷體" w:hAnsi="Times New Roman" w:cs="Times New Roman" w:hint="eastAsia"/>
@@ -1020,19 +1126,11 @@
               </w:rPr>
               <w:t>0~17:00</w:t>
             </w:r>
-            <w:r>
-              <w:rPr>
-                <w:rFonts w:ascii="Times New Roman" w:eastAsia="標楷體" w:hAnsi="Times New Roman" w:cs="Times New Roman" w:hint="eastAsia"/>
-                <w:kern w:val="0"/>
-                <w:szCs w:val="24"/>
-              </w:rPr>
-              <w:t xml:space="preserve"> -3</w:t>
-            </w:r>
-          </w:p>
-        </w:tc>
-        <w:tc>
-          <w:tcPr>
-            <w:tcW w:w="2269" w:type="pct"/>
+          </w:p>
+        </w:tc>
+        <w:tc>
+          <w:tcPr>
+            <w:tcW w:w="2611" w:type="pct"/>
             <w:vAlign w:val="center"/>
           </w:tcPr>
           <w:p>
@@ -1050,8 +1148,34 @@
                 <w:kern w:val="0"/>
                 <w:szCs w:val="24"/>
               </w:rPr>
+              <w:t>11046012</w:t>
+            </w:r>
+            <w:r>
+              <w:rPr>
+                <w:rFonts w:ascii="Times New Roman" w:eastAsia="標楷體" w:hAnsi="Times New Roman" w:cs="Times New Roman" w:hint="eastAsia"/>
+                <w:kern w:val="0"/>
+                <w:szCs w:val="24"/>
+              </w:rPr>
+              <w:t>洪孟筠、</w:t>
+            </w:r>
+            <w:r>
+              <w:rPr>
+                <w:rFonts w:ascii="Times New Roman" w:eastAsia="標楷體" w:hAnsi="Times New Roman" w:cs="Times New Roman" w:hint="eastAsia"/>
+                <w:kern w:val="0"/>
+                <w:szCs w:val="24"/>
+              </w:rPr>
               <w:t>11146002</w:t>
             </w:r>
+            <w:proofErr w:type="gramStart"/>
+            <w:r>
+              <w:rPr>
+                <w:rFonts w:ascii="Times New Roman" w:eastAsia="標楷體" w:hAnsi="Times New Roman" w:cs="Times New Roman" w:hint="eastAsia"/>
+                <w:kern w:val="0"/>
+                <w:szCs w:val="24"/>
+              </w:rPr>
+              <w:t>吳沁學</w:t>
+            </w:r>
+            <w:proofErr w:type="gramEnd"/>
             <w:r>
               <w:rPr>
                 <w:rFonts w:ascii="Times New Roman" w:eastAsia="標楷體" w:hAnsi="Times New Roman" w:cs="Times New Roman" w:hint="eastAsia"/>
@@ -1068,6 +1192,16 @@
               </w:rPr>
               <w:t>11146017</w:t>
             </w:r>
+            <w:proofErr w:type="gramStart"/>
+            <w:r>
+              <w:rPr>
+                <w:rFonts w:ascii="Times New Roman" w:eastAsia="標楷體" w:hAnsi="Times New Roman" w:cs="Times New Roman" w:hint="eastAsia"/>
+                <w:kern w:val="0"/>
+                <w:szCs w:val="24"/>
+              </w:rPr>
+              <w:t>卓佑儒</w:t>
+            </w:r>
+            <w:proofErr w:type="gramEnd"/>
             <w:r>
               <w:rPr>
                 <w:rFonts w:ascii="Times New Roman" w:eastAsia="標楷體" w:hAnsi="Times New Roman" w:cs="Times New Roman" w:hint="eastAsia"/>
@@ -1090,30 +1224,42 @@
                 <w:kern w:val="0"/>
                 <w:szCs w:val="24"/>
               </w:rPr>
-              <w:t>、</w:t>
-            </w:r>
-            <w:r>
-              <w:rPr>
-                <w:rFonts w:ascii="Times New Roman" w:eastAsia="標楷體" w:hAnsi="Times New Roman" w:cs="Times New Roman" w:hint="eastAsia"/>
-                <w:kern w:val="0"/>
-                <w:szCs w:val="24"/>
-              </w:rPr>
-              <w:t>11046012</w:t>
+              <w:t>王</w:t>
+            </w:r>
+            <w:proofErr w:type="gramStart"/>
+            <w:r>
+              <w:rPr>
+                <w:rFonts w:ascii="Times New Roman" w:eastAsia="標楷體" w:hAnsi="Times New Roman" w:cs="Times New Roman" w:hint="eastAsia"/>
+                <w:kern w:val="0"/>
+                <w:szCs w:val="24"/>
+              </w:rPr>
+              <w:t>暘</w:t>
+            </w:r>
+            <w:proofErr w:type="gramEnd"/>
+            <w:r>
+              <w:rPr>
+                <w:rFonts w:ascii="Times New Roman" w:eastAsia="標楷體" w:hAnsi="Times New Roman" w:cs="Times New Roman" w:hint="eastAsia"/>
+                <w:kern w:val="0"/>
+                <w:szCs w:val="24"/>
+              </w:rPr>
+              <w:t>嘉</w:t>
             </w:r>
           </w:p>
         </w:tc>
       </w:tr>
       <w:tr>
         <w:trPr>
-          <w:trHeight w:val="748"/>
+          <w:trHeight w:val="939"/>
         </w:trPr>
         <w:tc>
           <w:tcPr>
-            <w:tcW w:w="1279" w:type="pct"/>
+            <w:tcW w:w="1442" w:type="pct"/>
             <w:vMerge w:val="restart"/>
-          </w:tcPr>
-          <w:p>
-            <w:pPr>
+            <w:vAlign w:val="center"/>
+          </w:tcPr>
+          <w:p>
+            <w:pPr>
+              <w:jc w:val="both"/>
               <w:rPr>
                 <w:rFonts w:ascii="Times New Roman" w:eastAsia="標楷體" w:hAnsi="Times New Roman" w:cs="Times New Roman"/>
                 <w:kern w:val="0"/>
@@ -1184,20 +1330,43 @@
               </w:rPr>
               <w:t>日（六）</w:t>
             </w:r>
-            <w:r>
-              <w:rPr>
-                <w:rFonts w:ascii="Times New Roman" w:eastAsia="標楷體" w:hAnsi="Times New Roman" w:cs="Times New Roman" w:hint="eastAsia"/>
-                <w:kern w:val="0"/>
-                <w:szCs w:val="24"/>
-                <w:highlight w:val="yellow"/>
-              </w:rPr>
-              <w:t>校友</w:t>
-            </w:r>
-          </w:p>
-        </w:tc>
-        <w:tc>
-          <w:tcPr>
-            <w:tcW w:w="1452" w:type="pct"/>
+          </w:p>
+        </w:tc>
+        <w:tc>
+          <w:tcPr>
+            <w:tcW w:w="947" w:type="pct"/>
+            <w:vAlign w:val="center"/>
+          </w:tcPr>
+          <w:p>
+            <w:pPr>
+              <w:jc w:val="center"/>
+              <w:rPr>
+                <w:rFonts w:ascii="Times New Roman" w:eastAsia="標楷體" w:hAnsi="Times New Roman" w:cs="Times New Roman"/>
+                <w:kern w:val="0"/>
+                <w:szCs w:val="24"/>
+              </w:rPr>
+            </w:pPr>
+            <w:r>
+              <w:rPr>
+                <w:rFonts w:ascii="Times New Roman" w:eastAsia="標楷體" w:hAnsi="Times New Roman" w:cs="Times New Roman" w:hint="eastAsia"/>
+                <w:kern w:val="0"/>
+                <w:szCs w:val="24"/>
+              </w:rPr>
+              <w:t>9</w:t>
+            </w:r>
+            <w:r>
+              <w:rPr>
+                <w:rFonts w:ascii="Times New Roman" w:eastAsia="標楷體" w:hAnsi="Times New Roman" w:cs="Times New Roman"/>
+                <w:kern w:val="0"/>
+                <w:szCs w:val="24"/>
+              </w:rPr>
+              <w:t>:00~12:00</w:t>
+            </w:r>
+          </w:p>
+        </w:tc>
+        <w:tc>
+          <w:tcPr>
+            <w:tcW w:w="2611" w:type="pct"/>
             <w:vAlign w:val="center"/>
           </w:tcPr>
           <w:p>
@@ -1215,40 +1384,16 @@
                 <w:kern w:val="0"/>
                 <w:szCs w:val="24"/>
               </w:rPr>
-              <w:t>9</w:t>
-            </w:r>
-            <w:r>
-              <w:rPr>
-                <w:rFonts w:ascii="Times New Roman" w:eastAsia="標楷體" w:hAnsi="Times New Roman" w:cs="Times New Roman"/>
-                <w:kern w:val="0"/>
-                <w:szCs w:val="24"/>
-              </w:rPr>
-              <w:t>:00~12:00</w:t>
-            </w:r>
-            <w:r>
-              <w:rPr>
-                <w:rFonts w:ascii="Times New Roman" w:eastAsia="標楷體" w:hAnsi="Times New Roman" w:cs="Times New Roman" w:hint="eastAsia"/>
-                <w:kern w:val="0"/>
-                <w:szCs w:val="24"/>
-              </w:rPr>
-              <w:t xml:space="preserve"> -3</w:t>
-            </w:r>
-          </w:p>
-        </w:tc>
-        <w:tc>
-          <w:tcPr>
-            <w:tcW w:w="2269" w:type="pct"/>
-            <w:vAlign w:val="center"/>
-          </w:tcPr>
-          <w:p>
-            <w:pPr>
-              <w:jc w:val="both"/>
-              <w:rPr>
-                <w:rFonts w:ascii="Times New Roman" w:eastAsia="標楷體" w:hAnsi="Times New Roman" w:cs="Times New Roman"/>
-                <w:kern w:val="0"/>
-                <w:szCs w:val="24"/>
-              </w:rPr>
-            </w:pPr>
+              <w:t>11046012</w:t>
+            </w:r>
+            <w:r>
+              <w:rPr>
+                <w:rFonts w:ascii="Times New Roman" w:eastAsia="標楷體" w:hAnsi="Times New Roman" w:cs="Times New Roman" w:hint="eastAsia"/>
+                <w:kern w:val="0"/>
+                <w:szCs w:val="24"/>
+              </w:rPr>
+              <w:t>洪孟筠、</w:t>
+            </w:r>
             <w:r>
               <w:rPr>
                 <w:rFonts w:ascii="Times New Roman" w:eastAsia="標楷體" w:hAnsi="Times New Roman" w:cs="Times New Roman" w:hint="eastAsia"/>
@@ -1257,6 +1402,16 @@
               </w:rPr>
               <w:t>11146002</w:t>
             </w:r>
+            <w:proofErr w:type="gramStart"/>
+            <w:r>
+              <w:rPr>
+                <w:rFonts w:ascii="Times New Roman" w:eastAsia="標楷體" w:hAnsi="Times New Roman" w:cs="Times New Roman" w:hint="eastAsia"/>
+                <w:kern w:val="0"/>
+                <w:szCs w:val="24"/>
+              </w:rPr>
+              <w:t>吳沁學</w:t>
+            </w:r>
+            <w:proofErr w:type="gramEnd"/>
             <w:r>
               <w:rPr>
                 <w:rFonts w:ascii="Times New Roman" w:eastAsia="標楷體" w:hAnsi="Times New Roman" w:cs="Times New Roman" w:hint="eastAsia"/>
@@ -1273,6 +1428,16 @@
               </w:rPr>
               <w:t>11146017</w:t>
             </w:r>
+            <w:proofErr w:type="gramStart"/>
+            <w:r>
+              <w:rPr>
+                <w:rFonts w:ascii="Times New Roman" w:eastAsia="標楷體" w:hAnsi="Times New Roman" w:cs="Times New Roman" w:hint="eastAsia"/>
+                <w:kern w:val="0"/>
+                <w:szCs w:val="24"/>
+              </w:rPr>
+              <w:t>卓佑儒</w:t>
+            </w:r>
+            <w:proofErr w:type="gramEnd"/>
             <w:r>
               <w:rPr>
                 <w:rFonts w:ascii="Times New Roman" w:eastAsia="標楷體" w:hAnsi="Times New Roman" w:cs="Times New Roman" w:hint="eastAsia"/>
@@ -1295,41 +1460,37 @@
                 <w:kern w:val="0"/>
                 <w:szCs w:val="24"/>
               </w:rPr>
-              <w:t>、</w:t>
-            </w:r>
-            <w:r>
-              <w:rPr>
-                <w:rFonts w:ascii="Times New Roman" w:eastAsia="標楷體" w:hAnsi="Times New Roman" w:cs="Times New Roman" w:hint="eastAsia"/>
-                <w:kern w:val="0"/>
-                <w:szCs w:val="24"/>
-              </w:rPr>
-              <w:t>11046012</w:t>
+              <w:t>王</w:t>
+            </w:r>
+            <w:proofErr w:type="gramStart"/>
+            <w:r>
+              <w:rPr>
+                <w:rFonts w:ascii="Times New Roman" w:eastAsia="標楷體" w:hAnsi="Times New Roman" w:cs="Times New Roman" w:hint="eastAsia"/>
+                <w:kern w:val="0"/>
+                <w:szCs w:val="24"/>
+              </w:rPr>
+              <w:t>暘</w:t>
+            </w:r>
+            <w:proofErr w:type="gramEnd"/>
+            <w:r>
+              <w:rPr>
+                <w:rFonts w:ascii="Times New Roman" w:eastAsia="標楷體" w:hAnsi="Times New Roman" w:cs="Times New Roman" w:hint="eastAsia"/>
+                <w:kern w:val="0"/>
+                <w:szCs w:val="24"/>
+              </w:rPr>
+              <w:t>嘉</w:t>
             </w:r>
           </w:p>
         </w:tc>
       </w:tr>
       <w:tr>
         <w:trPr>
-          <w:trHeight w:val="581"/>
+          <w:trHeight w:val="939"/>
         </w:trPr>
         <w:tc>
           <w:tcPr>
-            <w:tcW w:w="1279" w:type="pct"/>
+            <w:tcW w:w="1442" w:type="pct"/>
             <w:vMerge/>
-          </w:tcPr>
-          <w:p>
-            <w:pPr>
-              <w:rPr>
-                <w:rFonts w:ascii="Times New Roman" w:eastAsia="標楷體" w:hAnsi="Times New Roman" w:cs="Times New Roman" w:hint="eastAsia"/>
-                <w:kern w:val="0"/>
-                <w:szCs w:val="24"/>
-              </w:rPr>
-            </w:pPr>
-          </w:p>
-        </w:tc>
-        <w:tc>
-          <w:tcPr>
-            <w:tcW w:w="1452" w:type="pct"/>
             <w:vAlign w:val="center"/>
           </w:tcPr>
           <w:p>
@@ -1341,6 +1502,22 @@
                 <w:szCs w:val="24"/>
               </w:rPr>
             </w:pPr>
+          </w:p>
+        </w:tc>
+        <w:tc>
+          <w:tcPr>
+            <w:tcW w:w="947" w:type="pct"/>
+            <w:vAlign w:val="center"/>
+          </w:tcPr>
+          <w:p>
+            <w:pPr>
+              <w:jc w:val="center"/>
+              <w:rPr>
+                <w:rFonts w:ascii="Times New Roman" w:eastAsia="標楷體" w:hAnsi="Times New Roman" w:cs="Times New Roman"/>
+                <w:kern w:val="0"/>
+                <w:szCs w:val="24"/>
+              </w:rPr>
+            </w:pPr>
             <w:r>
               <w:rPr>
                 <w:rFonts w:ascii="Times New Roman" w:eastAsia="標楷體" w:hAnsi="Times New Roman" w:cs="Times New Roman" w:hint="eastAsia"/>
@@ -1389,27 +1566,11 @@
               </w:rPr>
               <w:t>0</w:t>
             </w:r>
-            <w:r>
-              <w:rPr>
-                <w:rFonts w:ascii="Times New Roman" w:eastAsia="標楷體" w:hAnsi="Times New Roman" w:cs="Times New Roman" w:hint="eastAsia"/>
-                <w:kern w:val="0"/>
-                <w:szCs w:val="24"/>
-              </w:rPr>
-              <w:t xml:space="preserve"> -</w:t>
-            </w:r>
-            <w:r>
-              <w:rPr>
-                <w:rFonts w:ascii="Times New Roman" w:eastAsia="標楷體" w:hAnsi="Times New Roman" w:cs="Times New Roman" w:hint="eastAsia"/>
-                <w:kern w:val="0"/>
-                <w:szCs w:val="24"/>
-              </w:rPr>
-              <w:t>3</w:t>
-            </w:r>
-          </w:p>
-        </w:tc>
-        <w:tc>
-          <w:tcPr>
-            <w:tcW w:w="2269" w:type="pct"/>
+          </w:p>
+        </w:tc>
+        <w:tc>
+          <w:tcPr>
+            <w:tcW w:w="2611" w:type="pct"/>
             <w:vAlign w:val="center"/>
           </w:tcPr>
           <w:p>
@@ -1429,6 +1590,16 @@
               </w:rPr>
               <w:t>11146002</w:t>
             </w:r>
+            <w:proofErr w:type="gramStart"/>
+            <w:r>
+              <w:rPr>
+                <w:rFonts w:ascii="Times New Roman" w:eastAsia="標楷體" w:hAnsi="Times New Roman" w:cs="Times New Roman" w:hint="eastAsia"/>
+                <w:kern w:val="0"/>
+                <w:szCs w:val="24"/>
+              </w:rPr>
+              <w:t>吳沁學</w:t>
+            </w:r>
+            <w:proofErr w:type="gramEnd"/>
             <w:r>
               <w:rPr>
                 <w:rFonts w:ascii="Times New Roman" w:eastAsia="標楷體" w:hAnsi="Times New Roman" w:cs="Times New Roman" w:hint="eastAsia"/>
@@ -1445,6 +1616,16 @@
               </w:rPr>
               <w:t>11146017</w:t>
             </w:r>
+            <w:proofErr w:type="gramStart"/>
+            <w:r>
+              <w:rPr>
+                <w:rFonts w:ascii="Times New Roman" w:eastAsia="標楷體" w:hAnsi="Times New Roman" w:cs="Times New Roman" w:hint="eastAsia"/>
+                <w:kern w:val="0"/>
+                <w:szCs w:val="24"/>
+              </w:rPr>
+              <w:t>卓佑儒</w:t>
+            </w:r>
+            <w:proofErr w:type="gramEnd"/>
             <w:r>
               <w:rPr>
                 <w:rFonts w:ascii="Times New Roman" w:eastAsia="標楷體" w:hAnsi="Times New Roman" w:cs="Times New Roman" w:hint="eastAsia"/>
@@ -1460,39 +1641,67 @@
                 <w:szCs w:val="24"/>
               </w:rPr>
               <w:t>11146024</w:t>
+            </w:r>
+            <w:r>
+              <w:rPr>
+                <w:rFonts w:ascii="Times New Roman" w:eastAsia="標楷體" w:hAnsi="Times New Roman" w:cs="Times New Roman" w:hint="eastAsia"/>
+                <w:kern w:val="0"/>
+                <w:szCs w:val="24"/>
+              </w:rPr>
+              <w:t>王</w:t>
+            </w:r>
+            <w:proofErr w:type="gramStart"/>
+            <w:r>
+              <w:rPr>
+                <w:rFonts w:ascii="Times New Roman" w:eastAsia="標楷體" w:hAnsi="Times New Roman" w:cs="Times New Roman" w:hint="eastAsia"/>
+                <w:kern w:val="0"/>
+                <w:szCs w:val="24"/>
+              </w:rPr>
+              <w:t>暘</w:t>
+            </w:r>
+            <w:proofErr w:type="gramEnd"/>
+            <w:r>
+              <w:rPr>
+                <w:rFonts w:ascii="Times New Roman" w:eastAsia="標楷體" w:hAnsi="Times New Roman" w:cs="Times New Roman" w:hint="eastAsia"/>
+                <w:kern w:val="0"/>
+                <w:szCs w:val="24"/>
+              </w:rPr>
+              <w:t>嘉</w:t>
             </w:r>
           </w:p>
         </w:tc>
       </w:tr>
       <w:tr>
         <w:trPr>
-          <w:trHeight w:val="710"/>
+          <w:trHeight w:val="939"/>
         </w:trPr>
         <w:tc>
           <w:tcPr>
-            <w:tcW w:w="1279" w:type="pct"/>
+            <w:tcW w:w="1442" w:type="pct"/>
             <w:vMerge/>
-          </w:tcPr>
-          <w:p>
-            <w:pPr>
-              <w:rPr>
-                <w:rFonts w:ascii="Times New Roman" w:eastAsia="標楷體" w:hAnsi="Times New Roman" w:cs="Times New Roman" w:hint="eastAsia"/>
-                <w:kern w:val="0"/>
-                <w:szCs w:val="24"/>
-              </w:rPr>
-            </w:pPr>
-          </w:p>
-        </w:tc>
-        <w:tc>
-          <w:tcPr>
-            <w:tcW w:w="1452" w:type="pct"/>
             <w:vAlign w:val="center"/>
           </w:tcPr>
           <w:p>
             <w:pPr>
               <w:jc w:val="both"/>
               <w:rPr>
-                <w:rFonts w:ascii="Times New Roman" w:eastAsia="標楷體" w:hAnsi="Times New Roman" w:cs="Times New Roman" w:hint="eastAsia"/>
+                <w:rFonts w:ascii="Times New Roman" w:eastAsia="標楷體" w:hAnsi="Times New Roman" w:cs="Times New Roman"/>
+                <w:kern w:val="0"/>
+                <w:szCs w:val="24"/>
+              </w:rPr>
+            </w:pPr>
+          </w:p>
+        </w:tc>
+        <w:tc>
+          <w:tcPr>
+            <w:tcW w:w="947" w:type="pct"/>
+            <w:vAlign w:val="center"/>
+          </w:tcPr>
+          <w:p>
+            <w:pPr>
+              <w:jc w:val="center"/>
+              <w:rPr>
+                <w:rFonts w:ascii="Times New Roman" w:eastAsia="標楷體" w:hAnsi="Times New Roman" w:cs="Times New Roman"/>
                 <w:kern w:val="0"/>
                 <w:szCs w:val="24"/>
               </w:rPr>
@@ -1511,15 +1720,7 @@
                 <w:kern w:val="0"/>
                 <w:szCs w:val="24"/>
               </w:rPr>
-              <w:t>5</w:t>
-            </w:r>
-            <w:r>
-              <w:rPr>
-                <w:rFonts w:ascii="Times New Roman" w:eastAsia="標楷體" w:hAnsi="Times New Roman" w:cs="Times New Roman" w:hint="eastAsia"/>
-                <w:kern w:val="0"/>
-                <w:szCs w:val="24"/>
-              </w:rPr>
-              <w:t>:0</w:t>
+              <w:t>5:0</w:t>
             </w:r>
             <w:r>
               <w:rPr>
@@ -1545,21 +1746,29 @@
               </w:rPr>
               <w:t>:00</w:t>
             </w:r>
-            <w:r>
-              <w:rPr>
-                <w:rFonts w:ascii="Times New Roman" w:eastAsia="標楷體" w:hAnsi="Times New Roman" w:cs="Times New Roman" w:hint="eastAsia"/>
-                <w:kern w:val="0"/>
-                <w:szCs w:val="24"/>
-              </w:rPr>
-              <w:t xml:space="preserve"> -</w:t>
-            </w:r>
-            <w:r>
-              <w:rPr>
-                <w:rFonts w:ascii="Times New Roman" w:eastAsia="標楷體" w:hAnsi="Times New Roman" w:cs="Times New Roman" w:hint="eastAsia"/>
-                <w:kern w:val="0"/>
-                <w:szCs w:val="24"/>
-              </w:rPr>
-              <w:t>1</w:t>
+          </w:p>
+        </w:tc>
+        <w:tc>
+          <w:tcPr>
+            <w:tcW w:w="2611" w:type="pct"/>
+            <w:vAlign w:val="center"/>
+          </w:tcPr>
+          <w:p>
+            <w:pPr>
+              <w:jc w:val="both"/>
+              <w:rPr>
+                <w:rFonts w:ascii="Times New Roman" w:eastAsia="標楷體" w:hAnsi="Times New Roman" w:cs="Times New Roman"/>
+                <w:kern w:val="0"/>
+                <w:szCs w:val="24"/>
+              </w:rPr>
+            </w:pPr>
+            <w:r>
+              <w:rPr>
+                <w:rFonts w:ascii="Times New Roman" w:eastAsia="標楷體" w:hAnsi="Times New Roman" w:cs="Times New Roman" w:hint="eastAsia"/>
+                <w:kern w:val="0"/>
+                <w:szCs w:val="24"/>
+              </w:rPr>
+              <w:t>11146002</w:t>
             </w:r>
             <w:proofErr w:type="gramStart"/>
             <w:r>
@@ -1567,35 +1776,10 @@
                 <w:rFonts w:ascii="Times New Roman" w:eastAsia="標楷體" w:hAnsi="Times New Roman" w:cs="Times New Roman" w:hint="eastAsia"/>
                 <w:kern w:val="0"/>
                 <w:szCs w:val="24"/>
-                <w:highlight w:val="yellow"/>
-              </w:rPr>
-              <w:t>撤展</w:t>
+              </w:rPr>
+              <w:t>吳沁學</w:t>
             </w:r>
             <w:proofErr w:type="gramEnd"/>
-          </w:p>
-        </w:tc>
-        <w:tc>
-          <w:tcPr>
-            <w:tcW w:w="2269" w:type="pct"/>
-            <w:vAlign w:val="center"/>
-          </w:tcPr>
-          <w:p>
-            <w:pPr>
-              <w:jc w:val="both"/>
-              <w:rPr>
-                <w:rFonts w:ascii="Times New Roman" w:eastAsia="標楷體" w:hAnsi="Times New Roman" w:cs="Times New Roman"/>
-                <w:kern w:val="0"/>
-                <w:szCs w:val="24"/>
-              </w:rPr>
-            </w:pPr>
-            <w:r>
-              <w:rPr>
-                <w:rFonts w:ascii="Times New Roman" w:eastAsia="標楷體" w:hAnsi="Times New Roman" w:cs="Times New Roman" w:hint="eastAsia"/>
-                <w:kern w:val="0"/>
-                <w:szCs w:val="24"/>
-              </w:rPr>
-              <w:t>11146002</w:t>
-            </w:r>
             <w:r>
               <w:rPr>
                 <w:rFonts w:ascii="Times New Roman" w:eastAsia="標楷體" w:hAnsi="Times New Roman" w:cs="Times New Roman" w:hint="eastAsia"/>
@@ -1612,6 +1796,16 @@
               </w:rPr>
               <w:t>11146017</w:t>
             </w:r>
+            <w:proofErr w:type="gramStart"/>
+            <w:r>
+              <w:rPr>
+                <w:rFonts w:ascii="Times New Roman" w:eastAsia="標楷體" w:hAnsi="Times New Roman" w:cs="Times New Roman" w:hint="eastAsia"/>
+                <w:kern w:val="0"/>
+                <w:szCs w:val="24"/>
+              </w:rPr>
+              <w:t>卓佑儒</w:t>
+            </w:r>
+            <w:proofErr w:type="gramEnd"/>
             <w:r>
               <w:rPr>
                 <w:rFonts w:ascii="Times New Roman" w:eastAsia="標楷體" w:hAnsi="Times New Roman" w:cs="Times New Roman" w:hint="eastAsia"/>
@@ -1627,32 +1821,38 @@
                 <w:szCs w:val="24"/>
               </w:rPr>
               <w:t>11146024</w:t>
+            </w:r>
+            <w:r>
+              <w:rPr>
+                <w:rFonts w:ascii="Times New Roman" w:eastAsia="標楷體" w:hAnsi="Times New Roman" w:cs="Times New Roman" w:hint="eastAsia"/>
+                <w:kern w:val="0"/>
+                <w:szCs w:val="24"/>
+              </w:rPr>
+              <w:t>王</w:t>
+            </w:r>
+            <w:proofErr w:type="gramStart"/>
+            <w:r>
+              <w:rPr>
+                <w:rFonts w:ascii="Times New Roman" w:eastAsia="標楷體" w:hAnsi="Times New Roman" w:cs="Times New Roman" w:hint="eastAsia"/>
+                <w:kern w:val="0"/>
+                <w:szCs w:val="24"/>
+              </w:rPr>
+              <w:t>暘</w:t>
+            </w:r>
+            <w:proofErr w:type="gramEnd"/>
+            <w:r>
+              <w:rPr>
+                <w:rFonts w:ascii="Times New Roman" w:eastAsia="標楷體" w:hAnsi="Times New Roman" w:cs="Times New Roman" w:hint="eastAsia"/>
+                <w:kern w:val="0"/>
+                <w:szCs w:val="24"/>
+              </w:rPr>
+              <w:t>嘉</w:t>
             </w:r>
           </w:p>
         </w:tc>
       </w:tr>
     </w:tbl>
     <w:p/>
-    <w:p/>
-    <w:p>
-      <w:pPr>
-        <w:rPr>
-          <w:rFonts w:hint="eastAsia"/>
-        </w:rPr>
-      </w:pPr>
-      <w:r>
-        <w:rPr>
-          <w:rFonts w:hint="eastAsia"/>
-        </w:rPr>
-        <w:t xml:space="preserve">12/3 </w:t>
-      </w:r>
-      <w:r>
-        <w:rPr>
-          <w:rFonts w:hint="eastAsia"/>
-        </w:rPr>
-        <w:t>布展</w:t>
-      </w:r>
-    </w:p>
     <w:sectPr>
       <w:pgSz w:w="11906" w:h="16838"/>
       <w:pgMar w:top="1440" w:right="1800" w:bottom="1440" w:left="1800" w:header="851" w:footer="992" w:gutter="0"/>
@@ -1661,6 +1861,44 @@
     </w:sectPr>
   </w:body>
 </w:document>
+</file>
+
+<file path=word/endnotes.xml><?xml version="1.0" encoding="utf-8"?>
+<w:endnotes xmlns:wpc="http://schemas.microsoft.com/office/word/2010/wordprocessingCanvas" xmlns:cx="http://schemas.microsoft.com/office/drawing/2014/chartex" xmlns:cx1="http://schemas.microsoft.com/office/drawing/2015/9/8/chartex" xmlns:cx2="http://schemas.microsoft.com/office/drawing/2015/10/21/chartex" xmlns:cx3="http://schemas.microsoft.com/office/drawing/2016/5/9/chartex" xmlns:cx4="http://schemas.microsoft.com/office/drawing/2016/5/10/chartex" xmlns:cx5="http://schemas.microsoft.com/office/drawing/2016/5/11/chartex" xmlns:cx6="http://schemas.microsoft.com/office/drawing/2016/5/12/chartex" xmlns:cx7="http://schemas.microsoft.com/office/drawing/2016/5/13/chartex" xmlns:cx8="http://schemas.microsoft.com/office/drawing/2016/5/14/chartex" xmlns:mc="http://schemas.openxmlformats.org/markup-compatibility/2006" xmlns:aink="http://schemas.microsoft.com/office/drawing/2016/ink" xmlns:am3d="http://schemas.microsoft.com/office/drawing/2017/model3d" xmlns:o="urn:schemas-microsoft-com:office:office" xmlns:r="http://schemas.openxmlformats.org/officeDocument/2006/relationships" xmlns:m="http://schemas.openxmlformats.org/officeDocument/2006/math" xmlns:v="urn:schemas-microsoft-com:vml" xmlns:wp14="http://schemas.microsoft.com/office/word/2010/wordprocessingDrawing" xmlns:wp="http://schemas.openxmlformats.org/drawingml/2006/wordprocessingDrawing" xmlns:w10="urn:schemas-microsoft-com:office:word" xmlns:w="http://schemas.openxmlformats.org/wordprocessingml/2006/main" xmlns:w14="http://schemas.microsoft.com/office/word/2010/wordml" xmlns:w15="http://schemas.microsoft.com/office/word/2012/wordml" xmlns:w16cex="http://schemas.microsoft.com/office/word/2018/wordml/cex" xmlns:w16cid="http://schemas.microsoft.com/office/word/2016/wordml/cid" xmlns:w16="http://schemas.microsoft.com/office/word/2018/wordml" xmlns:w16sdtdh="http://schemas.microsoft.com/office/word/2020/wordml/sdtdatahash" xmlns:w16se="http://schemas.microsoft.com/office/word/2015/wordml/symex" xmlns:wpg="http://schemas.microsoft.com/office/word/2010/wordprocessingGroup" xmlns:wpi="http://schemas.microsoft.com/office/word/2010/wordprocessingInk" xmlns:wne="http://schemas.microsoft.com/office/word/2006/wordml" xmlns:wps="http://schemas.microsoft.com/office/word/2010/wordprocessingShape" mc:Ignorable="w14 w15 w16se w16cid w16 w16cex w16sdtdh wp14">
+  <w:endnote w:type="separator" w:id="-1">
+    <w:p>
+      <w:r>
+        <w:separator/>
+      </w:r>
+    </w:p>
+  </w:endnote>
+  <w:endnote w:type="continuationSeparator" w:id="0">
+    <w:p>
+      <w:r>
+        <w:continuationSeparator/>
+      </w:r>
+    </w:p>
+  </w:endnote>
+</w:endnotes>
+</file>
+
+<file path=word/footnotes.xml><?xml version="1.0" encoding="utf-8"?>
+<w:footnotes xmlns:wpc="http://schemas.microsoft.com/office/word/2010/wordprocessingCanvas" xmlns:cx="http://schemas.microsoft.com/office/drawing/2014/chartex" xmlns:cx1="http://schemas.microsoft.com/office/drawing/2015/9/8/chartex" xmlns:cx2="http://schemas.microsoft.com/office/drawing/2015/10/21/chartex" xmlns:cx3="http://schemas.microsoft.com/office/drawing/2016/5/9/chartex" xmlns:cx4="http://schemas.microsoft.com/office/drawing/2016/5/10/chartex" xmlns:cx5="http://schemas.microsoft.com/office/drawing/2016/5/11/chartex" xmlns:cx6="http://schemas.microsoft.com/office/drawing/2016/5/12/chartex" xmlns:cx7="http://schemas.microsoft.com/office/drawing/2016/5/13/chartex" xmlns:cx8="http://schemas.microsoft.com/office/drawing/2016/5/14/chartex" xmlns:mc="http://schemas.openxmlformats.org/markup-compatibility/2006" xmlns:aink="http://schemas.microsoft.com/office/drawing/2016/ink" xmlns:am3d="http://schemas.microsoft.com/office/drawing/2017/model3d" xmlns:o="urn:schemas-microsoft-com:office:office" xmlns:r="http://schemas.openxmlformats.org/officeDocument/2006/relationships" xmlns:m="http://schemas.openxmlformats.org/officeDocument/2006/math" xmlns:v="urn:schemas-microsoft-com:vml" xmlns:wp14="http://schemas.microsoft.com/office/word/2010/wordprocessingDrawing" xmlns:wp="http://schemas.openxmlformats.org/drawingml/2006/wordprocessingDrawing" xmlns:w10="urn:schemas-microsoft-com:office:word" xmlns:w="http://schemas.openxmlformats.org/wordprocessingml/2006/main" xmlns:w14="http://schemas.microsoft.com/office/word/2010/wordml" xmlns:w15="http://schemas.microsoft.com/office/word/2012/wordml" xmlns:w16cex="http://schemas.microsoft.com/office/word/2018/wordml/cex" xmlns:w16cid="http://schemas.microsoft.com/office/word/2016/wordml/cid" xmlns:w16="http://schemas.microsoft.com/office/word/2018/wordml" xmlns:w16sdtdh="http://schemas.microsoft.com/office/word/2020/wordml/sdtdatahash" xmlns:w16se="http://schemas.microsoft.com/office/word/2015/wordml/symex" xmlns:wpg="http://schemas.microsoft.com/office/word/2010/wordprocessingGroup" xmlns:wpi="http://schemas.microsoft.com/office/word/2010/wordprocessingInk" xmlns:wne="http://schemas.microsoft.com/office/word/2006/wordml" xmlns:wps="http://schemas.microsoft.com/office/word/2010/wordprocessingShape" mc:Ignorable="w14 w15 w16se w16cid w16 w16cex w16sdtdh wp14">
+  <w:footnote w:type="separator" w:id="-1">
+    <w:p>
+      <w:r>
+        <w:separator/>
+      </w:r>
+    </w:p>
+  </w:footnote>
+  <w:footnote w:type="continuationSeparator" w:id="0">
+    <w:p>
+      <w:r>
+        <w:continuationSeparator/>
+      </w:r>
+    </w:p>
+  </w:footnote>
+</w:footnotes>
 </file>
 
 <file path=word/styles.xml><?xml version="1.0" encoding="utf-8"?>
@@ -2106,6 +2344,66 @@
       </w:tblBorders>
     </w:tblPr>
   </w:style>
+  <w:style w:type="paragraph" w:styleId="a4">
+    <w:name w:val="header"/>
+    <w:basedOn w:val="a"/>
+    <w:link w:val="a5"/>
+    <w:uiPriority w:val="99"/>
+    <w:unhideWhenUsed/>
+    <w:rsid w:val="000F0279"/>
+    <w:pPr>
+      <w:tabs>
+        <w:tab w:val="center" w:pos="4153"/>
+        <w:tab w:val="right" w:pos="8306"/>
+      </w:tabs>
+      <w:snapToGrid w:val="0"/>
+    </w:pPr>
+    <w:rPr>
+      <w:sz w:val="20"/>
+      <w:szCs w:val="20"/>
+    </w:rPr>
+  </w:style>
+  <w:style w:type="character" w:customStyle="1" w:styleId="a5">
+    <w:name w:val="頁首 字元"/>
+    <w:basedOn w:val="a0"/>
+    <w:link w:val="a4"/>
+    <w:uiPriority w:val="99"/>
+    <w:rsid w:val="000F0279"/>
+    <w:rPr>
+      <w:sz w:val="20"/>
+      <w:szCs w:val="20"/>
+    </w:rPr>
+  </w:style>
+  <w:style w:type="paragraph" w:styleId="a6">
+    <w:name w:val="footer"/>
+    <w:basedOn w:val="a"/>
+    <w:link w:val="a7"/>
+    <w:uiPriority w:val="99"/>
+    <w:unhideWhenUsed/>
+    <w:rsid w:val="000F0279"/>
+    <w:pPr>
+      <w:tabs>
+        <w:tab w:val="center" w:pos="4153"/>
+        <w:tab w:val="right" w:pos="8306"/>
+      </w:tabs>
+      <w:snapToGrid w:val="0"/>
+    </w:pPr>
+    <w:rPr>
+      <w:sz w:val="20"/>
+      <w:szCs w:val="20"/>
+    </w:rPr>
+  </w:style>
+  <w:style w:type="character" w:customStyle="1" w:styleId="a7">
+    <w:name w:val="頁尾 字元"/>
+    <w:basedOn w:val="a0"/>
+    <w:link w:val="a6"/>
+    <w:uiPriority w:val="99"/>
+    <w:rsid w:val="000F0279"/>
+    <w:rPr>
+      <w:sz w:val="20"/>
+      <w:szCs w:val="20"/>
+    </w:rPr>
+  </w:style>
 </w:styles>
 </file>
 
